--- a/3испсп/технологии программирования/2 Базовые операторы.docx
+++ b/3испсп/технологии программирования/2 Базовые операторы.docx
@@ -51,29 +51,19 @@
           <w:sz w:val="28"/>
           <w:szCs w:val="28"/>
         </w:rPr>
-        <w:t>. Введение в ООП: Линейные алгоритмы</w:t>
+        <w:t xml:space="preserve">. </w:t>
       </w:r>
       <w:bookmarkEnd w:id="0"/>
-    </w:p>
-    <w:p>
-      <w:pPr>
-        <w:spacing w:after="0" w:line="240" w:lineRule="auto"/>
-        <w:jc w:val="center"/>
-        <w:rPr>
-          <w:rFonts w:ascii="Times New Roman" w:hAnsi="Times New Roman"/>
+      <w:r>
+        <w:rPr>
+          <w:rFonts w:ascii="Times New Roman" w:eastAsiaTheme="majorEastAsia" w:hAnsi="Times New Roman" w:cs="Times New Roman"/>
           <w:b/>
-          <w:sz w:val="28"/>
-          <w:szCs w:val="28"/>
-        </w:rPr>
-      </w:pPr>
-      <w:r>
-        <w:rPr>
-          <w:rFonts w:ascii="Times New Roman" w:hAnsi="Times New Roman"/>
-          <w:b/>
-          <w:sz w:val="28"/>
-          <w:szCs w:val="28"/>
-        </w:rPr>
-        <w:t>(2 часа)</w:t>
+          <w:bCs/>
+          <w:color w:val="000000" w:themeColor="text1"/>
+          <w:sz w:val="28"/>
+          <w:szCs w:val="28"/>
+        </w:rPr>
+        <w:t>Базовые операции и ООП</w:t>
       </w:r>
     </w:p>
     <w:p>
@@ -430,6 +420,19 @@
           <w:szCs w:val="28"/>
         </w:rPr>
       </w:pPr>
+    </w:p>
+    <w:p>
+      <w:pPr>
+        <w:spacing w:after="0" w:line="240" w:lineRule="auto"/>
+        <w:ind w:firstLine="709"/>
+        <w:jc w:val="center"/>
+        <w:rPr>
+          <w:rFonts w:ascii="Times New Roman" w:hAnsi="Times New Roman"/>
+          <w:b/>
+          <w:sz w:val="28"/>
+          <w:szCs w:val="28"/>
+        </w:rPr>
+      </w:pPr>
       <w:r>
         <w:rPr>
           <w:rFonts w:ascii="Times New Roman" w:hAnsi="Times New Roman"/>
@@ -1579,7 +1582,7 @@
                 <v:shape id="_x0000_i1025" type="#_x0000_t75" style="width:114pt;height:54pt" o:ole="">
                   <v:imagedata r:id="rId7" o:title=""/>
                 </v:shape>
-                <o:OLEObject Type="Embed" ProgID="PBrush" ShapeID="_x0000_i1025" DrawAspect="Content" ObjectID="_1836774525" r:id="rId8"/>
+                <o:OLEObject Type="Embed" ProgID="PBrush" ShapeID="_x0000_i1025" DrawAspect="Content" ObjectID="_1837014021" r:id="rId8"/>
               </w:object>
             </w:r>
           </w:p>
@@ -1632,7 +1635,7 @@
                 <v:shape id="_x0000_i1026" type="#_x0000_t75" style="width:127.5pt;height:52.5pt" o:ole="">
                   <v:imagedata r:id="rId9" o:title=""/>
                 </v:shape>
-                <o:OLEObject Type="Embed" ProgID="PBrush" ShapeID="_x0000_i1026" DrawAspect="Content" ObjectID="_1836774526" r:id="rId10"/>
+                <o:OLEObject Type="Embed" ProgID="PBrush" ShapeID="_x0000_i1026" DrawAspect="Content" ObjectID="_1837014022" r:id="rId10"/>
               </w:object>
             </w:r>
           </w:p>
@@ -1689,7 +1692,7 @@
                 <v:shape id="_x0000_i1027" type="#_x0000_t75" style="width:142.5pt;height:52.5pt" o:ole="">
                   <v:imagedata r:id="rId11" o:title=""/>
                 </v:shape>
-                <o:OLEObject Type="Embed" ProgID="PBrush" ShapeID="_x0000_i1027" DrawAspect="Content" ObjectID="_1836774527" r:id="rId12"/>
+                <o:OLEObject Type="Embed" ProgID="PBrush" ShapeID="_x0000_i1027" DrawAspect="Content" ObjectID="_1837014023" r:id="rId12"/>
               </w:object>
             </w:r>
           </w:p>
@@ -1744,7 +1747,7 @@
                 <v:shape id="_x0000_i1028" type="#_x0000_t75" style="width:174pt;height:57pt" o:ole="">
                   <v:imagedata r:id="rId13" o:title=""/>
                 </v:shape>
-                <o:OLEObject Type="Embed" ProgID="PBrush" ShapeID="_x0000_i1028" DrawAspect="Content" ObjectID="_1836774528" r:id="rId14"/>
+                <o:OLEObject Type="Embed" ProgID="PBrush" ShapeID="_x0000_i1028" DrawAspect="Content" ObjectID="_1837014024" r:id="rId14"/>
               </w:object>
             </w:r>
           </w:p>
@@ -1801,7 +1804,7 @@
                 <v:shape id="_x0000_i1029" type="#_x0000_t75" style="width:120pt;height:57pt" o:ole="">
                   <v:imagedata r:id="rId15" o:title=""/>
                 </v:shape>
-                <o:OLEObject Type="Embed" ProgID="PBrush" ShapeID="_x0000_i1029" DrawAspect="Content" ObjectID="_1836774529" r:id="rId16"/>
+                <o:OLEObject Type="Embed" ProgID="PBrush" ShapeID="_x0000_i1029" DrawAspect="Content" ObjectID="_1837014025" r:id="rId16"/>
               </w:object>
             </w:r>
           </w:p>
@@ -1856,7 +1859,7 @@
                 <v:shape id="_x0000_i1030" type="#_x0000_t75" style="width:132pt;height:51pt" o:ole="">
                   <v:imagedata r:id="rId17" o:title=""/>
                 </v:shape>
-                <o:OLEObject Type="Embed" ProgID="PBrush" ShapeID="_x0000_i1030" DrawAspect="Content" ObjectID="_1836774530" r:id="rId18"/>
+                <o:OLEObject Type="Embed" ProgID="PBrush" ShapeID="_x0000_i1030" DrawAspect="Content" ObjectID="_1837014026" r:id="rId18"/>
               </w:object>
             </w:r>
           </w:p>
@@ -1913,7 +1916,7 @@
                 <v:shape id="_x0000_i1031" type="#_x0000_t75" style="width:109.5pt;height:45pt" o:ole="">
                   <v:imagedata r:id="rId19" o:title=""/>
                 </v:shape>
-                <o:OLEObject Type="Embed" ProgID="PBrush" ShapeID="_x0000_i1031" DrawAspect="Content" ObjectID="_1836774531" r:id="rId20"/>
+                <o:OLEObject Type="Embed" ProgID="PBrush" ShapeID="_x0000_i1031" DrawAspect="Content" ObjectID="_1837014027" r:id="rId20"/>
               </w:object>
             </w:r>
           </w:p>
@@ -1966,7 +1969,7 @@
                 <v:shape id="_x0000_i1032" type="#_x0000_t75" style="width:111pt;height:46.5pt" o:ole="">
                   <v:imagedata r:id="rId21" o:title=""/>
                 </v:shape>
-                <o:OLEObject Type="Embed" ProgID="PBrush" ShapeID="_x0000_i1032" DrawAspect="Content" ObjectID="_1836774532" r:id="rId22"/>
+                <o:OLEObject Type="Embed" ProgID="PBrush" ShapeID="_x0000_i1032" DrawAspect="Content" ObjectID="_1837014028" r:id="rId22"/>
               </w:object>
             </w:r>
           </w:p>
@@ -2021,7 +2024,7 @@
                 <v:shape id="_x0000_i1033" type="#_x0000_t75" style="width:114pt;height:49.5pt" o:ole="">
                   <v:imagedata r:id="rId23" o:title=""/>
                 </v:shape>
-                <o:OLEObject Type="Embed" ProgID="PBrush" ShapeID="_x0000_i1033" DrawAspect="Content" ObjectID="_1836774533" r:id="rId24"/>
+                <o:OLEObject Type="Embed" ProgID="PBrush" ShapeID="_x0000_i1033" DrawAspect="Content" ObjectID="_1837014029" r:id="rId24"/>
               </w:object>
             </w:r>
           </w:p>
@@ -2076,7 +2079,7 @@
                 <v:shape id="_x0000_i1034" type="#_x0000_t75" style="width:129pt;height:49.5pt" o:ole="">
                   <v:imagedata r:id="rId25" o:title=""/>
                 </v:shape>
-                <o:OLEObject Type="Embed" ProgID="PBrush" ShapeID="_x0000_i1034" DrawAspect="Content" ObjectID="_1836774534" r:id="rId26"/>
+                <o:OLEObject Type="Embed" ProgID="PBrush" ShapeID="_x0000_i1034" DrawAspect="Content" ObjectID="_1837014030" r:id="rId26"/>
               </w:object>
             </w:r>
           </w:p>
